--- a/docs/submission/Питомец-Дзынь-документация.docx
+++ b/docs/submission/Питомец-Дзынь-документация.docx
@@ -8258,7 +8258,7 @@
         <w:spacing w:after="60"/>
       </w:pPr>
       <w:r>
-        <w:t xml:space="preserve">Звуков нет: критическая информация не передаётся звуком.</w:t>
+        <w:t xml:space="preserve">Звук — только дополнение: всё, что звучит, дублируется текстом; громкость (0–10) и фоновую мелодию можно убавить или выключить в шторке «Звук» и в разделе для взрослого.</w:t>
       </w:r>
     </w:p>
     <w:p>
@@ -10609,7 +10609,7 @@
         <w:spacing w:after="60"/>
       </w:pPr>
       <w:r>
-        <w:t xml:space="preserve">Вместо иллюстраций товаров — значок мешочка.</w:t>
+        <w:t xml:space="preserve">Предметы уголка — статичные рисунки, без анимации.</w:t>
       </w:r>
     </w:p>
     <w:p>
@@ -10635,7 +10635,7 @@
         <w:spacing w:after="60"/>
       </w:pPr>
       <w:r>
-        <w:t xml:space="preserve">Нет звуков и анимации поз питомца (только эмоции).</w:t>
+        <w:t xml:space="preserve">Дзынь дышит, моргает и показывает 7 эмоций; отдельных поз и прогулок по уголку нет.</w:t>
       </w:r>
     </w:p>
     <w:p>
@@ -10695,7 +10695,7 @@
         <w:spacing w:after="60"/>
       </w:pPr>
       <w:r>
-        <w:t xml:space="preserve">Иллюстрации товаров и предметов уголка, анимации поз, озвучка и звуки.</w:t>
+        <w:t xml:space="preserve">Анимированные предметы уголка, позы Дзыня, озвучка реплик.</w:t>
       </w:r>
     </w:p>
     <w:p>

--- a/docs/submission/Питомец-Дзынь-документация.docx
+++ b/docs/submission/Питомец-Дзынь-документация.docx
@@ -870,7 +870,7 @@
         <w:t xml:space="preserve">5. </w:t>
       </w:r>
       <w:r>
-        <w:t xml:space="preserve">Результат: app/build/outputs/apk/release/app-release.apk (подписан, R8 включён, ~2,3 МБ).</w:t>
+        <w:t xml:space="preserve">Результат: app/build/outputs/apk/release/app-release.apk (подписан, R8 включён, ~7,9 МБ).</w:t>
       </w:r>
     </w:p>
     <w:p>
@@ -10521,7 +10521,7 @@
                 <w:sz w:val="19"/>
                 <w:szCs w:val="19"/>
               </w:rPr>
-              <w:t xml:space="preserve">см. отчёт ниже</w:t>
+              <w:t xml:space="preserve">пройден на POCO C71, см. отчёт ниже</w:t>
             </w:r>
           </w:p>
         </w:tc>
@@ -10553,7 +10553,7 @@
         <w:spacing w:after="120"/>
       </w:pPr>
       <w:r>
-        <w:t xml:space="preserve">Физическое устройство: [модель, версия Android, объём RAM, дата] — [результат прохода шагов 1–12, время холодного старта].</w:t>
+        <w:t xml:space="preserve">Физическое устройство: POCO C71 (Xiaomi 25028PC03G), Android 15 Go edition (HyperOS A15.0.8.0), Unisoc T7250 — 8 × Cortex-A55, ОЗУ 3 ГБ, экран 720×1640 (360 dp), 29.09.2026 — релизная сборка 1.0.0 прошла шаги 1–12 вручную без падений, прогресс сохраняется после перезапуска. Холодный старт на устройстве не замерялся.</w:t>
       </w:r>
     </w:p>
     <w:p>

--- a/docs/submission/Питомец-Дзынь-документация.docx
+++ b/docs/submission/Питомец-Дзынь-документация.docx
@@ -1231,7 +1231,7 @@
                 <w:sz w:val="19"/>
                 <w:szCs w:val="19"/>
               </w:rPr>
-              <w:t xml:space="preserve">Уголок с питомцем, показатели, баланс, цель, задание недели, переходы во все разделы</w:t>
+              <w:t xml:space="preserve">Уголок на весь экран с живым Дзынем, вокруг — пузырьки: показатели, баланс, цель, задание, итоги недели; тап раскрывает подробности, переходы во все разделы</w:t>
             </w:r>
           </w:p>
         </w:tc>
@@ -1857,7 +1857,7 @@
         <w:spacing w:after="120"/>
       </w:pPr>
       <w:r>
-        <w:t xml:space="preserve">Многомодульный проект: Kotlin, Jetpack Compose, Hilt, Navigation Compose с типобезопасными маршрутами. Каждая фича — три модуля: domain (чистый Kotlin), data (хранение и контент), ui (Compose, ViewModel). Проект подготовлен к переносу на Kotlin Multiplatform: domain не зависит от Android.</w:t>
+        <w:t xml:space="preserve">Многомодульный проект: Kotlin, Jetpack Compose, Hilt, Navigation Compose, Lottie (анимация Дзыня) с типобезопасными маршрутами. Каждая фича — три модуля: domain (чистый Kotlin), data (хранение и контент), ui (Compose, ViewModel). Проект подготовлен к переносу на Kotlin Multiplatform: domain не зависит от Android.</w:t>
       </w:r>
     </w:p>
     <w:p>
@@ -5518,7 +5518,7 @@
                 <w:sz w:val="19"/>
                 <w:szCs w:val="19"/>
               </w:rPr>
-              <w:t xml:space="preserve">3 шёрстки × 3 убора (PetView)</w:t>
+              <w:t xml:space="preserve">3 шёрстки × 3 убора: котелок, кепка, наушники (PetView, Lottie)</w:t>
             </w:r>
           </w:p>
         </w:tc>
@@ -8120,7 +8120,7 @@
         <w:spacing w:after="60"/>
       </w:pPr>
       <w:r>
-        <w:t xml:space="preserve">Два голоса: мягкий питомец говорит о чувствах, приложение объясняет одной фразой; нет стыда, запугивания и давления, таймер существует только внутри задания про рекламу, где его разоблачают.</w:t>
+        <w:t xml:space="preserve">Главный экран — уголок на весь экран: Дзынь в центре, вокруг прозрачные пузырьки с показателями, балансом, целью, заданием и итогами недели. Тап раскрывает пузырёк в карточку с подробностями и кнопкой действия, остальные пузырьки отъезжают в ряд внизу; «Завершить неделю» стоит отдельно, чтобы не нажать случайно.</w:t>
       </w:r>
     </w:p>
     <w:p>
@@ -8133,15 +8133,7 @@
         <w:spacing w:after="60"/>
       </w:pPr>
       <w:r>
-        <w:t xml:space="preserve">Тёмная тема «жидкое стекло» с крупной типографикой; шрифт Commissioner.</w:t>
-      </w:r>
-    </w:p>
-    <w:p>
-      <w:pPr>
-        <w:pStyle w:val="Heading2"/>
-      </w:pPr>
-      <w:r>
-        <w:t xml:space="preserve">Доступность</w:t>
+        <w:t xml:space="preserve">Живой Дзынь (Lottie): дышит, моргает, покачивает мешочком, 7 эмоций; 3 шёрстки × 3 убора — 9 обликов, в каждом монетка-звезда.</w:t>
       </w:r>
     </w:p>
     <w:p>
@@ -8154,7 +8146,7 @@
         <w:spacing w:after="60"/>
       </w:pPr>
       <w:r>
-        <w:t xml:space="preserve">Основной текст не меньше 16 sp; поддержка системного масштаба шрифта (проверено на ×1,3 при ширине 360 dp).</w:t>
+        <w:t xml:space="preserve">Звук: у раздела своя мелодия, короткие звуки на тап, пузырёк, покупку и доход. Короткие звуки не прерывают мелодию, при уходе приложения в фон всё встаёт на паузу; громкость по ступеням и выключатель мелодии — в шторке «Звук» и в разделе для взрослого.</w:t>
       </w:r>
     </w:p>
     <w:p>
@@ -8167,7 +8159,7 @@
         <w:spacing w:after="60"/>
       </w:pPr>
       <w:r>
-        <w:t xml:space="preserve">Настройка «Крупный шрифт» в разделе для взрослого — весь текст ×1,2.</w:t>
+        <w:t xml:space="preserve">Два голоса: мягкий питомец говорит о чувствах, приложение объясняет одной фразой; нет стыда, запугивания и давления, таймер существует только внутри задания про рекламу, где его разоблачают.</w:t>
       </w:r>
     </w:p>
     <w:p>
@@ -8180,7 +8172,54 @@
         <w:spacing w:after="60"/>
       </w:pPr>
       <w:r>
-        <w:t xml:space="preserve">«Спокойный режим» — анимации отключены или короче.</w:t>
+        <w:t xml:space="preserve">Тёмная тема «жидкое стекло» с крупной типографикой; шрифт Commissioner.</w:t>
+      </w:r>
+    </w:p>
+    <w:p>
+      <w:pPr>
+        <w:pStyle w:val="Heading2"/>
+      </w:pPr>
+      <w:r>
+        <w:t xml:space="preserve">Доступность</w:t>
+      </w:r>
+    </w:p>
+    <w:p>
+      <w:pPr>
+        <w:pStyle w:val="ListParagraph"/>
+        <w:numPr>
+          <w:ilvl w:val="0"/>
+          <w:numId w:val="2"/>
+        </w:numPr>
+        <w:spacing w:after="60"/>
+      </w:pPr>
+      <w:r>
+        <w:t xml:space="preserve">Основной текст не меньше 16 sp; поддержка системного масштаба шрифта (проверено на ×1,3 при ширине 360 dp).</w:t>
+      </w:r>
+    </w:p>
+    <w:p>
+      <w:pPr>
+        <w:pStyle w:val="ListParagraph"/>
+        <w:numPr>
+          <w:ilvl w:val="0"/>
+          <w:numId w:val="2"/>
+        </w:numPr>
+        <w:spacing w:after="60"/>
+      </w:pPr>
+      <w:r>
+        <w:t xml:space="preserve">Настройка «Крупный шрифт» в разделе для взрослого — весь текст ×1,2.</w:t>
+      </w:r>
+    </w:p>
+    <w:p>
+      <w:pPr>
+        <w:pStyle w:val="ListParagraph"/>
+        <w:numPr>
+          <w:ilvl w:val="0"/>
+          <w:numId w:val="2"/>
+        </w:numPr>
+        <w:spacing w:after="60"/>
+      </w:pPr>
+      <w:r>
+        <w:t xml:space="preserve">«Спокойный режим» — без покачиваний и пружин: Дзынь показан неподвижным кадром эмоции, пузырьки не плавают и раскрываются без анимации.</w:t>
       </w:r>
     </w:p>
     <w:p>
@@ -11237,7 +11276,7 @@
                 <w:sz w:val="19"/>
                 <w:szCs w:val="19"/>
               </w:rPr>
-              <w:t xml:space="preserve">Тесты: JUnit 4</w:t>
+              <w:t xml:space="preserve">Lottie (Airbnb), анимация питомца</w:t>
             </w:r>
           </w:p>
         </w:tc>
@@ -11265,7 +11304,7 @@
                 <w:sz w:val="19"/>
                 <w:szCs w:val="19"/>
               </w:rPr>
-              <w:t xml:space="preserve">4.13.2</w:t>
+              <w:t xml:space="preserve">6.7.1</w:t>
             </w:r>
           </w:p>
         </w:tc>
@@ -11293,7 +11332,7 @@
                 <w:sz w:val="19"/>
                 <w:szCs w:val="19"/>
               </w:rPr>
-              <w:t xml:space="preserve">EPL 1.0</w:t>
+              <w:t xml:space="preserve">Apache 2.0</w:t>
             </w:r>
           </w:p>
         </w:tc>
@@ -11323,7 +11362,7 @@
                 <w:sz w:val="19"/>
                 <w:szCs w:val="19"/>
               </w:rPr>
-              <w:t xml:space="preserve">Тесты: MockK, Turbine, AndroidX Test, Espresso</w:t>
+              <w:t xml:space="preserve">Тесты: JUnit 4</w:t>
             </w:r>
           </w:p>
         </w:tc>
@@ -11351,7 +11390,7 @@
                 <w:sz w:val="19"/>
                 <w:szCs w:val="19"/>
               </w:rPr>
-              <w:t xml:space="preserve">1.14.11 / 1.2.1 / 1.3.0 / 3.7.0</w:t>
+              <w:t xml:space="preserve">4.13.2</w:t>
             </w:r>
           </w:p>
         </w:tc>
@@ -11379,7 +11418,7 @@
                 <w:sz w:val="19"/>
                 <w:szCs w:val="19"/>
               </w:rPr>
-              <w:t xml:space="preserve">Apache 2.0</w:t>
+              <w:t xml:space="preserve">EPL 1.0</w:t>
             </w:r>
           </w:p>
         </w:tc>
@@ -11409,7 +11448,7 @@
                 <w:sz w:val="19"/>
                 <w:szCs w:val="19"/>
               </w:rPr>
-              <w:t xml:space="preserve">Тесты: Robolectric</w:t>
+              <w:t xml:space="preserve">Тесты: MockK, Turbine, AndroidX Test, Espresso</w:t>
             </w:r>
           </w:p>
         </w:tc>
@@ -11437,7 +11476,7 @@
                 <w:sz w:val="19"/>
                 <w:szCs w:val="19"/>
               </w:rPr>
-              <w:t xml:space="preserve">4.17</w:t>
+              <w:t xml:space="preserve">1.14.11 / 1.2.1 / 1.3.0 / 3.7.0</w:t>
             </w:r>
           </w:p>
         </w:tc>
@@ -11465,7 +11504,7 @@
                 <w:sz w:val="19"/>
                 <w:szCs w:val="19"/>
               </w:rPr>
-              <w:t xml:space="preserve">MIT</w:t>
+              <w:t xml:space="preserve">Apache 2.0</w:t>
             </w:r>
           </w:p>
         </w:tc>
@@ -11495,7 +11534,7 @@
                 <w:sz w:val="19"/>
                 <w:szCs w:val="19"/>
               </w:rPr>
-              <w:t xml:space="preserve">Инструменты: detekt, Spotless, ktlint, Kover</w:t>
+              <w:t xml:space="preserve">Тесты: Robolectric</w:t>
             </w:r>
           </w:p>
         </w:tc>
@@ -11523,7 +11562,7 @@
                 <w:sz w:val="19"/>
                 <w:szCs w:val="19"/>
               </w:rPr>
-              <w:t xml:space="preserve">1.23.8 / 8.10.3 / 1.8.0 / 0.9.9</w:t>
+              <w:t xml:space="preserve">4.17</w:t>
             </w:r>
           </w:p>
         </w:tc>
@@ -11551,7 +11590,7 @@
                 <w:sz w:val="19"/>
                 <w:szCs w:val="19"/>
               </w:rPr>
-              <w:t xml:space="preserve">Apache 2.0 / Apache 2.0 / MIT / Apache 2.0</w:t>
+              <w:t xml:space="preserve">MIT</w:t>
             </w:r>
           </w:p>
         </w:tc>
@@ -11581,7 +11620,7 @@
                 <w:sz w:val="19"/>
                 <w:szCs w:val="19"/>
               </w:rPr>
-              <w:t xml:space="preserve">Шрифт Commissioner</w:t>
+              <w:t xml:space="preserve">Инструменты: detekt, Spotless, ktlint, Kover</w:t>
             </w:r>
           </w:p>
         </w:tc>
@@ -11609,7 +11648,7 @@
                 <w:sz w:val="19"/>
                 <w:szCs w:val="19"/>
               </w:rPr>
-              <w:t xml:space="preserve">—</w:t>
+              <w:t xml:space="preserve">1.23.8 / 8.10.3 / 1.8.0 / 0.9.9</w:t>
             </w:r>
           </w:p>
         </w:tc>
@@ -11637,7 +11676,7 @@
                 <w:sz w:val="19"/>
                 <w:szCs w:val="19"/>
               </w:rPr>
-              <w:t xml:space="preserve">SIL Open Font License 1.1 (docs/licenses/Commissioner-OFL.txt)</w:t>
+              <w:t xml:space="preserve">Apache 2.0 / Apache 2.0 / MIT / Apache 2.0</w:t>
             </w:r>
           </w:p>
         </w:tc>
@@ -11667,7 +11706,7 @@
                 <w:sz w:val="19"/>
                 <w:szCs w:val="19"/>
               </w:rPr>
-              <w:t xml:space="preserve">Питомец, уголок, иконки, монетка</w:t>
+              <w:t xml:space="preserve">Шрифт Commissioner</w:t>
             </w:r>
           </w:p>
         </w:tc>
@@ -11723,7 +11762,7 @@
                 <w:sz w:val="19"/>
                 <w:szCs w:val="19"/>
               </w:rPr>
-              <w:t xml:space="preserve">Собственные: нарисованы командой (векторы и код Compose)</w:t>
+              <w:t xml:space="preserve">SIL Open Font License 1.1 (docs/licenses/Commissioner-OFL.txt)</w:t>
             </w:r>
           </w:p>
         </w:tc>
@@ -11753,7 +11792,179 @@
                 <w:sz w:val="19"/>
                 <w:szCs w:val="19"/>
               </w:rPr>
-              <w:t xml:space="preserve">Звуки, фото, чужие изображения</w:t>
+              <w:t xml:space="preserve">Питомец (анимация Lottie), уголок, иконки товаров и понятий, монетка</w:t>
+            </w:r>
+          </w:p>
+        </w:tc>
+        <w:tc>
+          <w:tcPr>
+            <w:tcW w:type="dxa" w:w="2891"/>
+            <w:tcBorders>
+              <w:top w:val="single" w:color="BFBFBF" w:sz="4"/>
+              <w:left w:val="single" w:color="BFBFBF" w:sz="4"/>
+              <w:bottom w:val="single" w:color="BFBFBF" w:sz="4"/>
+              <w:right w:val="single" w:color="BFBFBF" w:sz="4"/>
+            </w:tcBorders>
+            <w:tcMar>
+              <w:top w:type="dxa" w:w="60"/>
+              <w:left w:type="dxa" w:w="100"/>
+              <w:bottom w:type="dxa" w:w="60"/>
+              <w:right w:type="dxa" w:w="100"/>
+            </w:tcMar>
+          </w:tcPr>
+          <w:p>
+            <w:r>
+              <w:rPr>
+                <w:b w:val="false"/>
+                <w:bCs w:val="false"/>
+                <w:sz w:val="19"/>
+                <w:szCs w:val="19"/>
+              </w:rPr>
+              <w:t xml:space="preserve">—</w:t>
+            </w:r>
+          </w:p>
+        </w:tc>
+        <w:tc>
+          <w:tcPr>
+            <w:tcW w:type="dxa" w:w="2700"/>
+            <w:tcBorders>
+              <w:top w:val="single" w:color="BFBFBF" w:sz="4"/>
+              <w:left w:val="single" w:color="BFBFBF" w:sz="4"/>
+              <w:bottom w:val="single" w:color="BFBFBF" w:sz="4"/>
+              <w:right w:val="single" w:color="BFBFBF" w:sz="4"/>
+            </w:tcBorders>
+            <w:tcMar>
+              <w:top w:type="dxa" w:w="60"/>
+              <w:left w:type="dxa" w:w="100"/>
+              <w:bottom w:type="dxa" w:w="60"/>
+              <w:right w:type="dxa" w:w="100"/>
+            </w:tcMar>
+          </w:tcPr>
+          <w:p>
+            <w:r>
+              <w:rPr>
+                <w:b w:val="false"/>
+                <w:bCs w:val="false"/>
+                <w:sz w:val="19"/>
+                <w:szCs w:val="19"/>
+              </w:rPr>
+              <w:t xml:space="preserve">Собственные: нарисованы командой (векторы, код Compose, генераторы в scripts/)</w:t>
+            </w:r>
+          </w:p>
+        </w:tc>
+      </w:tr>
+      <w:tr>
+        <w:tc>
+          <w:tcPr>
+            <w:tcW w:type="dxa" w:w="4047"/>
+            <w:tcBorders>
+              <w:top w:val="single" w:color="BFBFBF" w:sz="4"/>
+              <w:left w:val="single" w:color="BFBFBF" w:sz="4"/>
+              <w:bottom w:val="single" w:color="BFBFBF" w:sz="4"/>
+              <w:right w:val="single" w:color="BFBFBF" w:sz="4"/>
+            </w:tcBorders>
+            <w:tcMar>
+              <w:top w:type="dxa" w:w="60"/>
+              <w:left w:type="dxa" w:w="100"/>
+              <w:bottom w:type="dxa" w:w="60"/>
+              <w:right w:type="dxa" w:w="100"/>
+            </w:tcMar>
+          </w:tcPr>
+          <w:p>
+            <w:r>
+              <w:rPr>
+                <w:b w:val="false"/>
+                <w:bCs w:val="false"/>
+                <w:sz w:val="19"/>
+                <w:szCs w:val="19"/>
+              </w:rPr>
+              <w:t xml:space="preserve">Музыка и звуки: 4 мелодии, 4 коротких звука</w:t>
+            </w:r>
+          </w:p>
+        </w:tc>
+        <w:tc>
+          <w:tcPr>
+            <w:tcW w:type="dxa" w:w="2891"/>
+            <w:tcBorders>
+              <w:top w:val="single" w:color="BFBFBF" w:sz="4"/>
+              <w:left w:val="single" w:color="BFBFBF" w:sz="4"/>
+              <w:bottom w:val="single" w:color="BFBFBF" w:sz="4"/>
+              <w:right w:val="single" w:color="BFBFBF" w:sz="4"/>
+            </w:tcBorders>
+            <w:tcMar>
+              <w:top w:type="dxa" w:w="60"/>
+              <w:left w:type="dxa" w:w="100"/>
+              <w:bottom w:type="dxa" w:w="60"/>
+              <w:right w:type="dxa" w:w="100"/>
+            </w:tcMar>
+          </w:tcPr>
+          <w:p>
+            <w:r>
+              <w:rPr>
+                <w:b w:val="false"/>
+                <w:bCs w:val="false"/>
+                <w:sz w:val="19"/>
+                <w:szCs w:val="19"/>
+              </w:rPr>
+              <w:t xml:space="preserve">—</w:t>
+            </w:r>
+          </w:p>
+        </w:tc>
+        <w:tc>
+          <w:tcPr>
+            <w:tcW w:type="dxa" w:w="2700"/>
+            <w:tcBorders>
+              <w:top w:val="single" w:color="BFBFBF" w:sz="4"/>
+              <w:left w:val="single" w:color="BFBFBF" w:sz="4"/>
+              <w:bottom w:val="single" w:color="BFBFBF" w:sz="4"/>
+              <w:right w:val="single" w:color="BFBFBF" w:sz="4"/>
+            </w:tcBorders>
+            <w:tcMar>
+              <w:top w:type="dxa" w:w="60"/>
+              <w:left w:type="dxa" w:w="100"/>
+              <w:bottom w:type="dxa" w:w="60"/>
+              <w:right w:type="dxa" w:w="100"/>
+            </w:tcMar>
+          </w:tcPr>
+          <w:p>
+            <w:r>
+              <w:rPr>
+                <w:b w:val="false"/>
+                <w:bCs w:val="false"/>
+                <w:sz w:val="19"/>
+                <w:szCs w:val="19"/>
+              </w:rPr>
+              <w:t xml:space="preserve">Собственные: сгенерированы участником команды специально для приложения; используются только в его составе</w:t>
+            </w:r>
+          </w:p>
+        </w:tc>
+      </w:tr>
+      <w:tr>
+        <w:tc>
+          <w:tcPr>
+            <w:tcW w:type="dxa" w:w="4047"/>
+            <w:tcBorders>
+              <w:top w:val="single" w:color="BFBFBF" w:sz="4"/>
+              <w:left w:val="single" w:color="BFBFBF" w:sz="4"/>
+              <w:bottom w:val="single" w:color="BFBFBF" w:sz="4"/>
+              <w:right w:val="single" w:color="BFBFBF" w:sz="4"/>
+            </w:tcBorders>
+            <w:tcMar>
+              <w:top w:type="dxa" w:w="60"/>
+              <w:left w:type="dxa" w:w="100"/>
+              <w:bottom w:type="dxa" w:w="60"/>
+              <w:right w:type="dxa" w:w="100"/>
+            </w:tcMar>
+          </w:tcPr>
+          <w:p>
+            <w:r>
+              <w:rPr>
+                <w:b w:val="false"/>
+                <w:bCs w:val="false"/>
+                <w:sz w:val="19"/>
+                <w:szCs w:val="19"/>
+              </w:rPr>
+              <w:t xml:space="preserve">Фото, чужие изображения</w:t>
             </w:r>
           </w:p>
         </w:tc>
